--- a/deliverables/Spatial_Audio_Report.docx
+++ b/deliverables/Spatial_Audio_Report.docx
@@ -7616,6 +7616,15 @@
         <w:t>Appendix B — ABX Trial Matrix</w:t>
       </w:r>
       <w:bookmarkEnd w:id="30"/>
+      <w:r>
+        <w:rPr>
+          <w:rFonts w:ascii="Google Sans" w:hAnsi="Google Sans" w:cs="Google Sans"/>
+          <w:b/>
+          <w:color w:val="000000"/>
+          <w:sz w:val="28"/>
+        </w:rPr>
+        <w:tab/>
+      </w:r>
     </w:p>
     <w:p>
       <w:pPr>
